--- a/HW01_A2_17890925371720159.docx
+++ b/HW01_A2_17890925371720159.docx
@@ -418,6 +418,7 @@
             <w:pPr>
               <w:spacing w:after="80" w:before="0" w:line="240" w:lineRule="auto"/>
             </w:pPr>
+            <w:commentRangeStart w:id="1"/>
             <w:r>
               <w:rPr>
                 <w:rFonts w:ascii="Arial" w:hAnsi="Arial"/>
@@ -426,6 +427,13 @@
               <w:t>When the given values to a binary search doubles in count, the total search loop increases by 1.</w:t>
               <w:br/>
               <w:t>So the time complexity is O(log n)</w:t>
+            </w:r>
+            <w:commentRangeEnd w:id="1"/>
+            <w:r>
+              <w:rPr>
+                <w:rStyle w:val="CommentReference"/>
+              </w:rPr>
+              <w:commentReference w:id="1"/>
             </w:r>
           </w:p>
         </w:tc>
@@ -466,12 +474,20 @@
             <w:pPr>
               <w:spacing w:after="80" w:before="0" w:line="240" w:lineRule="auto"/>
             </w:pPr>
+            <w:commentRangeStart w:id="2"/>
             <w:r>
               <w:rPr>
                 <w:rFonts w:ascii="Arial" w:hAnsi="Arial"/>
                 <w:sz w:val="22"/>
               </w:rPr>
               <w:t>The given list is sorted.</w:t>
+            </w:r>
+            <w:commentRangeEnd w:id="2"/>
+            <w:r>
+              <w:rPr>
+                <w:rStyle w:val="CommentReference"/>
+              </w:rPr>
+              <w:commentReference w:id="2"/>
             </w:r>
           </w:p>
         </w:tc>
@@ -616,12 +632,20 @@
             <w:pPr>
               <w:spacing w:after="80" w:before="0" w:line="240" w:lineRule="auto"/>
             </w:pPr>
+            <w:commentRangeStart w:id="3"/>
             <w:r>
               <w:rPr>
                 <w:rFonts w:ascii="Arial" w:hAnsi="Arial"/>
                 <w:sz w:val="22"/>
               </w:rPr>
               <w:t>Start from the second element, insert the current element into the previos part, which is already sorted.</w:t>
+            </w:r>
+            <w:commentRangeEnd w:id="3"/>
+            <w:r>
+              <w:rPr>
+                <w:rStyle w:val="CommentReference"/>
+              </w:rPr>
+              <w:commentReference w:id="3"/>
             </w:r>
           </w:p>
         </w:tc>
@@ -1335,6 +1359,32 @@
 </w:document>
 </file>
 
+<file path=word/comments.xml><?xml version="1.0" encoding="utf-8"?>
+<w:comments xmlns:w="http://schemas.openxmlformats.org/wordprocessingml/2006/main">
+  <w:comment w:id="1" w:author="Teacher" w:date="2026-09-19T00:00:00Z">
+    <w:p>
+      <w:r>
+        <w:t xml:space="preserve">3/4 - The point that doubling the number of items adds only one comparison is well made. The missing mark is for stating that each comparison halves the remaining search space. (-1)</w:t>
+      </w:r>
+    </w:p>
+  </w:comment>
+  <w:comment w:id="2" w:author="Teacher" w:date="2026-09-19T00:00:00Z">
+    <w:p>
+      <w:r>
+        <w:t xml:space="preserve">1/2 - You state that the list must be sorted, which earns 1 mark. The second mark is for specifying the order (ascending or descending). (-1)</w:t>
+      </w:r>
+    </w:p>
+  </w:comment>
+  <w:comment w:id="3" w:author="Teacher" w:date="2026-09-19T00:00:00Z">
+    <w:p>
+      <w:r>
+        <w:t xml:space="preserve">3/4 - Good description of inserting each element into the already-sorted part. The missing point is that larger elements are shifted to the right to make room. (-1)</w:t>
+      </w:r>
+    </w:p>
+  </w:comment>
+</w:comments>
+</file>
+
 <file path=word/endnotes.xml><?xml version="1.0" encoding="utf-8"?>
 <w:endnotes xmlns:wpc="http://schemas.microsoft.com/office/word/2010/wordprocessingCanvas" xmlns:cx="http://schemas.microsoft.com/office/drawing/2014/chartex" xmlns:cx1="http://schemas.microsoft.com/office/drawing/2015/9/8/chartex" xmlns:cx2="http://schemas.microsoft.com/office/drawing/2015/10/21/chartex" xmlns:cx3="http://schemas.microsoft.com/office/drawing/2016/5/9/chartex" xmlns:cx4="http://schemas.microsoft.com/office/drawing/2016/5/10/chartex" xmlns:cx5="http://schemas.microsoft.com/office/drawing/2016/5/11/chartex" xmlns:cx6="http://schemas.microsoft.com/office/drawing/2016/5/12/chartex" xmlns:cx7="http://schemas.microsoft.com/office/drawing/2016/5/13/chartex" xmlns:cx8="http://schemas.microsoft.com/office/drawing/2016/5/14/chartex" xmlns:mc="http://schemas.openxmlformats.org/markup-compatibility/2006" xmlns:aink="http://schemas.microsoft.com/office/drawing/2016/ink" xmlns:am3d="http://schemas.microsoft.com/office/drawing/2017/model3d" xmlns:o="urn:schemas-microsoft-com:office:office" xmlns:oel="http://schemas.microsoft.com/office/2019/extlst" xmlns:r="http://schemas.openxmlformats.org/officeDocument/2006/relationships" xmlns:m="http://schemas.openxmlformats.org/officeDocument/2006/math" xmlns:v="urn:schemas-microsoft-com:vml" xmlns:wp14="http://schemas.microsoft.com/office/word/2010/wordprocessingDrawing" xmlns:wp="http://schemas.openxmlformats.org/drawingml/2006/wordprocessingDrawing" xmlns:w10="urn:schemas-microsoft-com:office:word" xmlns:w="http://schemas.openxmlformats.org/wordprocessingml/2006/main" xmlns:w14="http://schemas.microsoft.com/office/word/2010/wordml" xmlns:w15="http://schemas.microsoft.com/office/word/2012/wordml" xmlns:w16cex="http://schemas.microsoft.com/office/word/2018/wordml/cex" xmlns:w16cid="http://schemas.microsoft.com/office/word/2016/wordml/cid" xmlns:w16="http://schemas.microsoft.com/office/word/2018/wordml" xmlns:w16sdtdh="http://schemas.microsoft.com/office/word/2020/wordml/sdtdatahash" xmlns:w16se="http://schemas.microsoft.com/office/word/2015/wordml/symex" xmlns:wpg="http://schemas.microsoft.com/office/word/2010/wordprocessingGroup" xmlns:wpi="http://schemas.microsoft.com/office/word/2010/wordprocessingInk" xmlns:wne="http://schemas.microsoft.com/office/word/2006/wordml" xmlns:wps="http://schemas.microsoft.com/office/word/2010/wordprocessingShape" mc:Ignorable="w14 w15 w16se w16cid w16 w16cex w16sdtdh wp14">
   <w:endnote w:type="separator" w:id="-1">
